--- a/Basis Data/108_Aisyah Currents_Assignment.docx
+++ b/Basis Data/108_Aisyah Currents_Assignment.docx
@@ -23,7 +23,29 @@
           <w:szCs w:val="24"/>
           <w:lang w:val="en-US"/>
         </w:rPr>
-        <w:t>DATABASE NORMALIZATION</w:t>
+        <w:t>IMPLEMENTATION FOR RESULT</w:t>
+      </w:r>
+      <w:r>
+        <w:rPr>
+          <w:rFonts w:ascii="Times New Roman" w:eastAsia="Times New Roman" w:hAnsi="Times New Roman" w:cs="Times New Roman"/>
+          <w:b/>
+          <w:bCs/>
+          <w:sz w:val="24"/>
+          <w:szCs w:val="24"/>
+          <w:lang w:val="en-US"/>
+        </w:rPr>
+        <w:t xml:space="preserve"> NORMALIZATION</w:t>
+      </w:r>
+      <w:r>
+        <w:rPr>
+          <w:rFonts w:ascii="Times New Roman" w:eastAsia="Times New Roman" w:hAnsi="Times New Roman" w:cs="Times New Roman"/>
+          <w:b/>
+          <w:bCs/>
+          <w:sz w:val="24"/>
+          <w:szCs w:val="24"/>
+          <w:lang w:val="en-US"/>
+        </w:rPr>
+        <w:t xml:space="preserve"> DATABASES</w:t>
       </w:r>
     </w:p>
     <w:p>
@@ -527,63 +549,8 @@
           <w:lang w:val="en-US"/>
         </w:rPr>
       </w:pPr>
-      <w:r>
-        <w:rPr>
-          <w:rFonts w:ascii="Times New Roman" w:eastAsia="Times New Roman" w:hAnsi="Times New Roman" w:cs="Times New Roman"/>
-          <w:noProof/>
-          <w:sz w:val="24"/>
-          <w:szCs w:val="24"/>
-          <w:lang w:val="en-US"/>
-        </w:rPr>
-        <w:drawing>
-          <wp:inline distT="0" distB="0" distL="0" distR="0">
-            <wp:extent cx="4983774" cy="5319252"/>
-            <wp:effectExtent l="0" t="0" r="7620" b="0"/>
-            <wp:docPr id="8" name="Picture 8"/>
-            <wp:cNvGraphicFramePr>
-              <a:graphicFrameLocks xmlns:a="http://schemas.openxmlformats.org/drawingml/2006/main" noChangeAspect="1"/>
-            </wp:cNvGraphicFramePr>
-            <a:graphic xmlns:a="http://schemas.openxmlformats.org/drawingml/2006/main">
-              <a:graphicData uri="http://schemas.openxmlformats.org/drawingml/2006/picture">
-                <pic:pic xmlns:pic="http://schemas.openxmlformats.org/drawingml/2006/picture">
-                  <pic:nvPicPr>
-                    <pic:cNvPr id="8" name="WhatsApp Image 2026-04-27 at 17.28.39.jpeg"/>
-                    <pic:cNvPicPr/>
-                  </pic:nvPicPr>
-                  <pic:blipFill rotWithShape="1">
-                    <a:blip r:embed="rId11">
-                      <a:extLst>
-                        <a:ext uri="{28A0092B-C50C-407E-A947-70E740481C1C}">
-                          <a14:useLocalDpi xmlns:a14="http://schemas.microsoft.com/office/drawing/2010/main" val="0"/>
-                        </a:ext>
-                      </a:extLst>
-                    </a:blip>
-                    <a:srcRect t="22304" b="17661"/>
-                    <a:stretch/>
-                  </pic:blipFill>
-                  <pic:spPr bwMode="auto">
-                    <a:xfrm>
-                      <a:off x="0" y="0"/>
-                      <a:ext cx="4984115" cy="5319616"/>
-                    </a:xfrm>
-                    <a:prstGeom prst="rect">
-                      <a:avLst/>
-                    </a:prstGeom>
-                    <a:ln>
-                      <a:noFill/>
-                    </a:ln>
-                    <a:extLst>
-                      <a:ext uri="{53640926-AAD7-44D8-BBD7-CCE9431645EC}">
-                        <a14:shadowObscured xmlns:a14="http://schemas.microsoft.com/office/drawing/2010/main"/>
-                      </a:ext>
-                    </a:extLst>
-                  </pic:spPr>
-                </pic:pic>
-              </a:graphicData>
-            </a:graphic>
-          </wp:inline>
-        </w:drawing>
-      </w:r>
+      <w:bookmarkStart w:id="0" w:name="_GoBack"/>
+      <w:bookmarkEnd w:id="0"/>
     </w:p>
     <w:p>
       <w:pPr>
@@ -595,132 +562,6 @@
           <w:lang w:val="en-US"/>
         </w:rPr>
       </w:pPr>
-      <w:r>
-        <w:rPr>
-          <w:rFonts w:ascii="Times New Roman" w:eastAsia="Times New Roman" w:hAnsi="Times New Roman" w:cs="Times New Roman"/>
-          <w:noProof/>
-          <w:sz w:val="24"/>
-          <w:szCs w:val="24"/>
-          <w:lang w:val="en-US"/>
-        </w:rPr>
-        <w:lastRenderedPageBreak/>
-        <w:drawing>
-          <wp:inline distT="0" distB="0" distL="0" distR="0">
-            <wp:extent cx="4984101" cy="5555226"/>
-            <wp:effectExtent l="0" t="0" r="7620" b="7620"/>
-            <wp:docPr id="9" name="Picture 9"/>
-            <wp:cNvGraphicFramePr>
-              <a:graphicFrameLocks xmlns:a="http://schemas.openxmlformats.org/drawingml/2006/main" noChangeAspect="1"/>
-            </wp:cNvGraphicFramePr>
-            <a:graphic xmlns:a="http://schemas.openxmlformats.org/drawingml/2006/main">
-              <a:graphicData uri="http://schemas.openxmlformats.org/drawingml/2006/picture">
-                <pic:pic xmlns:pic="http://schemas.openxmlformats.org/drawingml/2006/picture">
-                  <pic:nvPicPr>
-                    <pic:cNvPr id="9" name="WhatsApp Image 2026-04-27 at 17.28.58.jpeg"/>
-                    <pic:cNvPicPr/>
-                  </pic:nvPicPr>
-                  <pic:blipFill rotWithShape="1">
-                    <a:blip r:embed="rId12">
-                      <a:extLst>
-                        <a:ext uri="{28A0092B-C50C-407E-A947-70E740481C1C}">
-                          <a14:useLocalDpi xmlns:a14="http://schemas.microsoft.com/office/drawing/2010/main" val="0"/>
-                        </a:ext>
-                      </a:extLst>
-                    </a:blip>
-                    <a:srcRect t="20862" b="16443"/>
-                    <a:stretch/>
-                  </pic:blipFill>
-                  <pic:spPr bwMode="auto">
-                    <a:xfrm>
-                      <a:off x="0" y="0"/>
-                      <a:ext cx="4984115" cy="5555242"/>
-                    </a:xfrm>
-                    <a:prstGeom prst="rect">
-                      <a:avLst/>
-                    </a:prstGeom>
-                    <a:ln>
-                      <a:noFill/>
-                    </a:ln>
-                    <a:extLst>
-                      <a:ext uri="{53640926-AAD7-44D8-BBD7-CCE9431645EC}">
-                        <a14:shadowObscured xmlns:a14="http://schemas.microsoft.com/office/drawing/2010/main"/>
-                      </a:ext>
-                    </a:extLst>
-                  </pic:spPr>
-                </pic:pic>
-              </a:graphicData>
-            </a:graphic>
-          </wp:inline>
-        </w:drawing>
-      </w:r>
-    </w:p>
-    <w:p>
-      <w:pPr>
-        <w:jc w:val="both"/>
-        <w:rPr>
-          <w:rFonts w:ascii="Times New Roman" w:eastAsia="Times New Roman" w:hAnsi="Times New Roman" w:cs="Times New Roman"/>
-          <w:sz w:val="24"/>
-          <w:szCs w:val="24"/>
-          <w:lang w:val="en-US"/>
-        </w:rPr>
-      </w:pPr>
-      <w:r>
-        <w:rPr>
-          <w:rFonts w:ascii="Times New Roman" w:eastAsia="Times New Roman" w:hAnsi="Times New Roman" w:cs="Times New Roman"/>
-          <w:noProof/>
-          <w:sz w:val="24"/>
-          <w:szCs w:val="24"/>
-          <w:lang w:val="en-US"/>
-        </w:rPr>
-        <w:drawing>
-          <wp:inline distT="0" distB="0" distL="0" distR="0">
-            <wp:extent cx="4983942" cy="835742"/>
-            <wp:effectExtent l="0" t="0" r="7620" b="2540"/>
-            <wp:docPr id="10" name="Picture 10"/>
-            <wp:cNvGraphicFramePr>
-              <a:graphicFrameLocks xmlns:a="http://schemas.openxmlformats.org/drawingml/2006/main" noChangeAspect="1"/>
-            </wp:cNvGraphicFramePr>
-            <a:graphic xmlns:a="http://schemas.openxmlformats.org/drawingml/2006/main">
-              <a:graphicData uri="http://schemas.openxmlformats.org/drawingml/2006/picture">
-                <pic:pic xmlns:pic="http://schemas.openxmlformats.org/drawingml/2006/picture">
-                  <pic:nvPicPr>
-                    <pic:cNvPr id="10" name="WhatsApp Image 2026-04-27 at 17.32.27.jpeg"/>
-                    <pic:cNvPicPr/>
-                  </pic:nvPicPr>
-                  <pic:blipFill rotWithShape="1">
-                    <a:blip r:embed="rId13">
-                      <a:extLst>
-                        <a:ext uri="{28A0092B-C50C-407E-A947-70E740481C1C}">
-                          <a14:useLocalDpi xmlns:a14="http://schemas.microsoft.com/office/drawing/2010/main" val="0"/>
-                        </a:ext>
-                      </a:extLst>
-                    </a:blip>
-                    <a:srcRect t="19863" b="70705"/>
-                    <a:stretch/>
-                  </pic:blipFill>
-                  <pic:spPr bwMode="auto">
-                    <a:xfrm>
-                      <a:off x="0" y="0"/>
-                      <a:ext cx="4984115" cy="835771"/>
-                    </a:xfrm>
-                    <a:prstGeom prst="rect">
-                      <a:avLst/>
-                    </a:prstGeom>
-                    <a:ln>
-                      <a:noFill/>
-                    </a:ln>
-                    <a:extLst>
-                      <a:ext uri="{53640926-AAD7-44D8-BBD7-CCE9431645EC}">
-                        <a14:shadowObscured xmlns:a14="http://schemas.microsoft.com/office/drawing/2010/main"/>
-                      </a:ext>
-                    </a:extLst>
-                  </pic:spPr>
-                </pic:pic>
-              </a:graphicData>
-            </a:graphic>
-          </wp:inline>
-        </w:drawing>
-      </w:r>
     </w:p>
     <w:p>
       <w:pPr>
@@ -733,138 +574,6 @@
           <w:lang w:val="en-US"/>
         </w:rPr>
       </w:pPr>
-    </w:p>
-    <w:p>
-      <w:pPr>
-        <w:jc w:val="both"/>
-        <w:rPr>
-          <w:rFonts w:ascii="Times New Roman" w:eastAsia="Times New Roman" w:hAnsi="Times New Roman" w:cs="Times New Roman"/>
-          <w:b/>
-          <w:sz w:val="24"/>
-          <w:szCs w:val="24"/>
-          <w:lang w:val="en-US"/>
-        </w:rPr>
-      </w:pPr>
-    </w:p>
-    <w:p>
-      <w:pPr>
-        <w:jc w:val="both"/>
-        <w:rPr>
-          <w:rFonts w:ascii="Times New Roman" w:eastAsia="Times New Roman" w:hAnsi="Times New Roman" w:cs="Times New Roman"/>
-          <w:b/>
-          <w:sz w:val="24"/>
-          <w:szCs w:val="24"/>
-          <w:lang w:val="en-US"/>
-        </w:rPr>
-      </w:pPr>
-    </w:p>
-    <w:p>
-      <w:pPr>
-        <w:jc w:val="both"/>
-        <w:rPr>
-          <w:rFonts w:ascii="Times New Roman" w:eastAsia="Times New Roman" w:hAnsi="Times New Roman" w:cs="Times New Roman"/>
-          <w:b/>
-          <w:sz w:val="24"/>
-          <w:szCs w:val="24"/>
-          <w:lang w:val="en-US"/>
-        </w:rPr>
-      </w:pPr>
-    </w:p>
-    <w:p>
-      <w:pPr>
-        <w:jc w:val="both"/>
-        <w:rPr>
-          <w:rFonts w:ascii="Times New Roman" w:eastAsia="Times New Roman" w:hAnsi="Times New Roman" w:cs="Times New Roman"/>
-          <w:b/>
-          <w:sz w:val="24"/>
-          <w:szCs w:val="24"/>
-          <w:lang w:val="en-US"/>
-        </w:rPr>
-      </w:pPr>
-    </w:p>
-    <w:p>
-      <w:pPr>
-        <w:jc w:val="both"/>
-        <w:rPr>
-          <w:rFonts w:ascii="Times New Roman" w:eastAsia="Times New Roman" w:hAnsi="Times New Roman" w:cs="Times New Roman"/>
-          <w:b/>
-          <w:sz w:val="24"/>
-          <w:szCs w:val="24"/>
-          <w:lang w:val="en-US"/>
-        </w:rPr>
-      </w:pPr>
-    </w:p>
-    <w:p>
-      <w:pPr>
-        <w:jc w:val="both"/>
-        <w:rPr>
-          <w:rFonts w:ascii="Times New Roman" w:eastAsia="Times New Roman" w:hAnsi="Times New Roman" w:cs="Times New Roman"/>
-          <w:b/>
-          <w:sz w:val="24"/>
-          <w:szCs w:val="24"/>
-          <w:lang w:val="en-US"/>
-        </w:rPr>
-      </w:pPr>
-    </w:p>
-    <w:p>
-      <w:pPr>
-        <w:jc w:val="both"/>
-        <w:rPr>
-          <w:rFonts w:ascii="Times New Roman" w:eastAsia="Times New Roman" w:hAnsi="Times New Roman" w:cs="Times New Roman"/>
-          <w:b/>
-          <w:sz w:val="24"/>
-          <w:szCs w:val="24"/>
-          <w:lang w:val="en-US"/>
-        </w:rPr>
-      </w:pPr>
-    </w:p>
-    <w:p>
-      <w:pPr>
-        <w:jc w:val="both"/>
-        <w:rPr>
-          <w:rFonts w:ascii="Times New Roman" w:eastAsia="Times New Roman" w:hAnsi="Times New Roman" w:cs="Times New Roman"/>
-          <w:b/>
-          <w:sz w:val="24"/>
-          <w:szCs w:val="24"/>
-          <w:lang w:val="en-US"/>
-        </w:rPr>
-      </w:pPr>
-    </w:p>
-    <w:p>
-      <w:pPr>
-        <w:jc w:val="both"/>
-        <w:rPr>
-          <w:rFonts w:ascii="Times New Roman" w:eastAsia="Times New Roman" w:hAnsi="Times New Roman" w:cs="Times New Roman"/>
-          <w:b/>
-          <w:sz w:val="24"/>
-          <w:szCs w:val="24"/>
-          <w:lang w:val="en-US"/>
-        </w:rPr>
-      </w:pPr>
-    </w:p>
-    <w:p>
-      <w:pPr>
-        <w:jc w:val="both"/>
-        <w:rPr>
-          <w:rFonts w:ascii="Times New Roman" w:eastAsia="Times New Roman" w:hAnsi="Times New Roman" w:cs="Times New Roman"/>
-          <w:b/>
-          <w:sz w:val="24"/>
-          <w:szCs w:val="24"/>
-          <w:lang w:val="en-US"/>
-        </w:rPr>
-      </w:pPr>
-    </w:p>
-    <w:p>
-      <w:pPr>
-        <w:jc w:val="both"/>
-        <w:rPr>
-          <w:rFonts w:ascii="Times New Roman" w:eastAsia="Times New Roman" w:hAnsi="Times New Roman" w:cs="Times New Roman"/>
-          <w:b/>
-          <w:sz w:val="24"/>
-          <w:szCs w:val="24"/>
-          <w:lang w:val="en-US"/>
-        </w:rPr>
-      </w:pPr>
       <w:r>
         <w:rPr>
           <w:rFonts w:ascii="Times New Roman" w:eastAsia="Times New Roman" w:hAnsi="Times New Roman" w:cs="Times New Roman"/>
@@ -873,7 +582,6 @@
           <w:szCs w:val="24"/>
           <w:lang w:val="en-US"/>
         </w:rPr>
-        <w:lastRenderedPageBreak/>
         <w:br/>
       </w:r>
       <w:r>
@@ -923,7 +631,7 @@
                     <pic:cNvPicPr/>
                   </pic:nvPicPr>
                   <pic:blipFill>
-                    <a:blip r:embed="rId14">
+                    <a:blip r:embed="rId11">
                       <a:extLst>
                         <a:ext uri="{28A0092B-C50C-407E-A947-70E740481C1C}">
                           <a14:useLocalDpi xmlns:a14="http://schemas.microsoft.com/office/drawing/2010/main" val="0"/>
@@ -961,421 +669,9 @@
           <w:lang w:val="en-US"/>
         </w:rPr>
       </w:pPr>
-      <w:r>
-        <w:rPr>
-          <w:rFonts w:ascii="Times New Roman" w:eastAsia="Times New Roman" w:hAnsi="Times New Roman" w:cs="Times New Roman"/>
-          <w:b/>
-          <w:noProof/>
-          <w:sz w:val="24"/>
-          <w:szCs w:val="24"/>
-          <w:lang w:val="en-US"/>
-        </w:rPr>
-        <w:drawing>
-          <wp:inline distT="0" distB="0" distL="0" distR="0">
-            <wp:extent cx="4983229" cy="1828800"/>
-            <wp:effectExtent l="0" t="0" r="8255" b="0"/>
-            <wp:docPr id="11" name="Picture 11"/>
-            <wp:cNvGraphicFramePr>
-              <a:graphicFrameLocks xmlns:a="http://schemas.openxmlformats.org/drawingml/2006/main" noChangeAspect="1"/>
-            </wp:cNvGraphicFramePr>
-            <a:graphic xmlns:a="http://schemas.openxmlformats.org/drawingml/2006/main">
-              <a:graphicData uri="http://schemas.openxmlformats.org/drawingml/2006/picture">
-                <pic:pic xmlns:pic="http://schemas.openxmlformats.org/drawingml/2006/picture">
-                  <pic:nvPicPr>
-                    <pic:cNvPr id="11" name="WhatsApp Image 2026-04-27 at 17.32.27.jpeg"/>
-                    <pic:cNvPicPr/>
-                  </pic:nvPicPr>
-                  <pic:blipFill rotWithShape="1">
-                    <a:blip r:embed="rId13">
-                      <a:extLst>
-                        <a:ext uri="{28A0092B-C50C-407E-A947-70E740481C1C}">
-                          <a14:useLocalDpi xmlns:a14="http://schemas.microsoft.com/office/drawing/2010/main" val="0"/>
-                        </a:ext>
-                      </a:extLst>
-                    </a:blip>
-                    <a:srcRect t="32180" b="47178"/>
-                    <a:stretch/>
-                  </pic:blipFill>
-                  <pic:spPr bwMode="auto">
-                    <a:xfrm>
-                      <a:off x="0" y="0"/>
-                      <a:ext cx="4984115" cy="1829125"/>
-                    </a:xfrm>
-                    <a:prstGeom prst="rect">
-                      <a:avLst/>
-                    </a:prstGeom>
-                    <a:ln>
-                      <a:noFill/>
-                    </a:ln>
-                    <a:extLst>
-                      <a:ext uri="{53640926-AAD7-44D8-BBD7-CCE9431645EC}">
-                        <a14:shadowObscured xmlns:a14="http://schemas.microsoft.com/office/drawing/2010/main"/>
-                      </a:ext>
-                    </a:extLst>
-                  </pic:spPr>
-                </pic:pic>
-              </a:graphicData>
-            </a:graphic>
-          </wp:inline>
-        </w:drawing>
-      </w:r>
-    </w:p>
-    <w:p>
-      <w:pPr>
-        <w:jc w:val="both"/>
-        <w:rPr>
-          <w:rFonts w:ascii="Times New Roman" w:eastAsia="Times New Roman" w:hAnsi="Times New Roman" w:cs="Times New Roman"/>
-          <w:b/>
-          <w:sz w:val="24"/>
-          <w:szCs w:val="24"/>
-          <w:lang w:val="en-US"/>
-        </w:rPr>
-      </w:pPr>
-      <w:r>
-        <w:rPr>
-          <w:rFonts w:ascii="Times New Roman" w:eastAsia="Times New Roman" w:hAnsi="Times New Roman" w:cs="Times New Roman"/>
-          <w:b/>
-          <w:noProof/>
-          <w:sz w:val="24"/>
-          <w:szCs w:val="24"/>
-          <w:lang w:val="en-US"/>
-        </w:rPr>
-        <w:lastRenderedPageBreak/>
-        <w:drawing>
-          <wp:inline distT="0" distB="0" distL="0" distR="0">
-            <wp:extent cx="2015264" cy="5341662"/>
-            <wp:effectExtent l="0" t="6032" r="0" b="0"/>
-            <wp:docPr id="12" name="Picture 12"/>
-            <wp:cNvGraphicFramePr>
-              <a:graphicFrameLocks xmlns:a="http://schemas.openxmlformats.org/drawingml/2006/main" noChangeAspect="1"/>
-            </wp:cNvGraphicFramePr>
-            <a:graphic xmlns:a="http://schemas.openxmlformats.org/drawingml/2006/main">
-              <a:graphicData uri="http://schemas.openxmlformats.org/drawingml/2006/picture">
-                <pic:pic xmlns:pic="http://schemas.openxmlformats.org/drawingml/2006/picture">
-                  <pic:nvPicPr>
-                    <pic:cNvPr id="12" name="WhatsApp Image 2026-04-27 at 17.35.31.jpeg"/>
-                    <pic:cNvPicPr/>
-                  </pic:nvPicPr>
-                  <pic:blipFill rotWithShape="1">
-                    <a:blip r:embed="rId15" cstate="print">
-                      <a:extLst>
-                        <a:ext uri="{28A0092B-C50C-407E-A947-70E740481C1C}">
-                          <a14:useLocalDpi xmlns:a14="http://schemas.microsoft.com/office/drawing/2010/main" val="0"/>
-                        </a:ext>
-                      </a:extLst>
-                    </a:blip>
-                    <a:srcRect l="36780" t="5743"/>
-                    <a:stretch/>
-                  </pic:blipFill>
-                  <pic:spPr bwMode="auto">
-                    <a:xfrm rot="16200000">
-                      <a:off x="0" y="0"/>
-                      <a:ext cx="2018933" cy="5351388"/>
-                    </a:xfrm>
-                    <a:prstGeom prst="rect">
-                      <a:avLst/>
-                    </a:prstGeom>
-                    <a:ln>
-                      <a:noFill/>
-                    </a:ln>
-                    <a:extLst>
-                      <a:ext uri="{53640926-AAD7-44D8-BBD7-CCE9431645EC}">
-                        <a14:shadowObscured xmlns:a14="http://schemas.microsoft.com/office/drawing/2010/main"/>
-                      </a:ext>
-                    </a:extLst>
-                  </pic:spPr>
-                </pic:pic>
-              </a:graphicData>
-            </a:graphic>
-          </wp:inline>
-        </w:drawing>
-      </w:r>
-    </w:p>
-    <w:p>
-      <w:pPr>
-        <w:jc w:val="both"/>
-        <w:rPr>
-          <w:rFonts w:ascii="Times New Roman" w:eastAsia="Times New Roman" w:hAnsi="Times New Roman" w:cs="Times New Roman"/>
-          <w:b/>
-          <w:sz w:val="24"/>
-          <w:szCs w:val="24"/>
-          <w:lang w:val="en-US"/>
-        </w:rPr>
-      </w:pPr>
-      <w:r>
-        <w:rPr>
-          <w:rFonts w:ascii="Times New Roman" w:eastAsia="Times New Roman" w:hAnsi="Times New Roman" w:cs="Times New Roman"/>
-          <w:b/>
-          <w:noProof/>
-          <w:sz w:val="24"/>
-          <w:szCs w:val="24"/>
-          <w:lang w:val="en-US"/>
-        </w:rPr>
-        <w:drawing>
-          <wp:inline distT="0" distB="0" distL="0" distR="0" wp14:anchorId="292DA5F0" wp14:editId="5743B750">
-            <wp:extent cx="5338916" cy="2117508"/>
-            <wp:effectExtent l="0" t="0" r="0" b="0"/>
-            <wp:docPr id="13" name="Picture 13"/>
-            <wp:cNvGraphicFramePr>
-              <a:graphicFrameLocks xmlns:a="http://schemas.openxmlformats.org/drawingml/2006/main" noChangeAspect="1"/>
-            </wp:cNvGraphicFramePr>
-            <a:graphic xmlns:a="http://schemas.openxmlformats.org/drawingml/2006/main">
-              <a:graphicData uri="http://schemas.openxmlformats.org/drawingml/2006/picture">
-                <pic:pic xmlns:pic="http://schemas.openxmlformats.org/drawingml/2006/picture">
-                  <pic:nvPicPr>
-                    <pic:cNvPr id="11" name="WhatsApp Image 2026-04-27 at 17.32.27.jpeg"/>
-                    <pic:cNvPicPr/>
-                  </pic:nvPicPr>
-                  <pic:blipFill rotWithShape="1">
-                    <a:blip r:embed="rId13">
-                      <a:extLst>
-                        <a:ext uri="{28A0092B-C50C-407E-A947-70E740481C1C}">
-                          <a14:useLocalDpi xmlns:a14="http://schemas.microsoft.com/office/drawing/2010/main" val="0"/>
-                        </a:ext>
-                      </a:extLst>
-                    </a:blip>
-                    <a:srcRect t="59261" b="18431"/>
-                    <a:stretch/>
-                  </pic:blipFill>
-                  <pic:spPr bwMode="auto">
-                    <a:xfrm>
-                      <a:off x="0" y="0"/>
-                      <a:ext cx="5350529" cy="2122114"/>
-                    </a:xfrm>
-                    <a:prstGeom prst="rect">
-                      <a:avLst/>
-                    </a:prstGeom>
-                    <a:ln>
-                      <a:noFill/>
-                    </a:ln>
-                    <a:extLst>
-                      <a:ext uri="{53640926-AAD7-44D8-BBD7-CCE9431645EC}">
-                        <a14:shadowObscured xmlns:a14="http://schemas.microsoft.com/office/drawing/2010/main"/>
-                      </a:ext>
-                    </a:extLst>
-                  </pic:spPr>
-                </pic:pic>
-              </a:graphicData>
-            </a:graphic>
-          </wp:inline>
-        </w:drawing>
-      </w:r>
-    </w:p>
-    <w:p>
-      <w:pPr>
-        <w:jc w:val="both"/>
-        <w:rPr>
-          <w:rFonts w:ascii="Times New Roman" w:eastAsia="Times New Roman" w:hAnsi="Times New Roman" w:cs="Times New Roman"/>
-          <w:b/>
-          <w:sz w:val="24"/>
-          <w:szCs w:val="24"/>
-          <w:lang w:val="en-US"/>
-        </w:rPr>
-      </w:pPr>
-      <w:r>
-        <w:rPr>
-          <w:rFonts w:ascii="Times New Roman" w:eastAsia="Times New Roman" w:hAnsi="Times New Roman" w:cs="Times New Roman"/>
-          <w:b/>
-          <w:noProof/>
-          <w:sz w:val="24"/>
-          <w:szCs w:val="24"/>
-          <w:lang w:val="en-US"/>
-        </w:rPr>
-        <w:drawing>
-          <wp:inline distT="0" distB="0" distL="0" distR="0">
-            <wp:extent cx="4984089" cy="4581832"/>
-            <wp:effectExtent l="0" t="0" r="7620" b="0"/>
-            <wp:docPr id="14" name="Picture 14"/>
-            <wp:cNvGraphicFramePr>
-              <a:graphicFrameLocks xmlns:a="http://schemas.openxmlformats.org/drawingml/2006/main" noChangeAspect="1"/>
-            </wp:cNvGraphicFramePr>
-            <a:graphic xmlns:a="http://schemas.openxmlformats.org/drawingml/2006/main">
-              <a:graphicData uri="http://schemas.openxmlformats.org/drawingml/2006/picture">
-                <pic:pic xmlns:pic="http://schemas.openxmlformats.org/drawingml/2006/picture">
-                  <pic:nvPicPr>
-                    <pic:cNvPr id="14" name="WhatsApp Image 2026-04-27 at 17.42.17.jpeg"/>
-                    <pic:cNvPicPr/>
-                  </pic:nvPicPr>
-                  <pic:blipFill rotWithShape="1">
-                    <a:blip r:embed="rId16">
-                      <a:extLst>
-                        <a:ext uri="{28A0092B-C50C-407E-A947-70E740481C1C}">
-                          <a14:useLocalDpi xmlns:a14="http://schemas.microsoft.com/office/drawing/2010/main" val="0"/>
-                        </a:ext>
-                      </a:extLst>
-                    </a:blip>
-                    <a:srcRect t="10764" b="37527"/>
-                    <a:stretch/>
-                  </pic:blipFill>
-                  <pic:spPr bwMode="auto">
-                    <a:xfrm>
-                      <a:off x="0" y="0"/>
-                      <a:ext cx="4984115" cy="4581856"/>
-                    </a:xfrm>
-                    <a:prstGeom prst="rect">
-                      <a:avLst/>
-                    </a:prstGeom>
-                    <a:ln>
-                      <a:noFill/>
-                    </a:ln>
-                    <a:extLst>
-                      <a:ext uri="{53640926-AAD7-44D8-BBD7-CCE9431645EC}">
-                        <a14:shadowObscured xmlns:a14="http://schemas.microsoft.com/office/drawing/2010/main"/>
-                      </a:ext>
-                    </a:extLst>
-                  </pic:spPr>
-                </pic:pic>
-              </a:graphicData>
-            </a:graphic>
-          </wp:inline>
-        </w:drawing>
-      </w:r>
-    </w:p>
-    <w:p>
-      <w:pPr>
-        <w:jc w:val="both"/>
-        <w:rPr>
-          <w:rFonts w:ascii="Times New Roman" w:eastAsia="Times New Roman" w:hAnsi="Times New Roman" w:cs="Times New Roman"/>
-          <w:b/>
-          <w:sz w:val="24"/>
-          <w:szCs w:val="24"/>
-          <w:lang w:val="en-US"/>
-        </w:rPr>
-      </w:pPr>
-      <w:r>
-        <w:rPr>
-          <w:rFonts w:ascii="Times New Roman" w:eastAsia="Times New Roman" w:hAnsi="Times New Roman" w:cs="Times New Roman"/>
-          <w:b/>
-          <w:noProof/>
-          <w:sz w:val="24"/>
-          <w:szCs w:val="24"/>
-          <w:lang w:val="en-US"/>
-        </w:rPr>
-        <w:lastRenderedPageBreak/>
-        <w:drawing>
-          <wp:inline distT="0" distB="0" distL="0" distR="0" wp14:anchorId="203659DE" wp14:editId="602254D7">
-            <wp:extent cx="4981960" cy="1985891"/>
-            <wp:effectExtent l="0" t="0" r="0" b="0"/>
-            <wp:docPr id="15" name="Picture 15"/>
-            <wp:cNvGraphicFramePr>
-              <a:graphicFrameLocks xmlns:a="http://schemas.openxmlformats.org/drawingml/2006/main" noChangeAspect="1"/>
-            </wp:cNvGraphicFramePr>
-            <a:graphic xmlns:a="http://schemas.openxmlformats.org/drawingml/2006/main">
-              <a:graphicData uri="http://schemas.openxmlformats.org/drawingml/2006/picture">
-                <pic:pic xmlns:pic="http://schemas.openxmlformats.org/drawingml/2006/picture">
-                  <pic:nvPicPr>
-                    <pic:cNvPr id="14" name="WhatsApp Image 2026-04-27 at 17.42.17.jpeg"/>
-                    <pic:cNvPicPr/>
-                  </pic:nvPicPr>
-                  <pic:blipFill rotWithShape="1">
-                    <a:blip r:embed="rId16">
-                      <a:extLst>
-                        <a:ext uri="{28A0092B-C50C-407E-A947-70E740481C1C}">
-                          <a14:useLocalDpi xmlns:a14="http://schemas.microsoft.com/office/drawing/2010/main" val="0"/>
-                        </a:ext>
-                      </a:extLst>
-                    </a:blip>
-                    <a:srcRect t="62930" b="14648"/>
-                    <a:stretch/>
-                  </pic:blipFill>
-                  <pic:spPr bwMode="auto">
-                    <a:xfrm>
-                      <a:off x="0" y="0"/>
-                      <a:ext cx="4984115" cy="1986750"/>
-                    </a:xfrm>
-                    <a:prstGeom prst="rect">
-                      <a:avLst/>
-                    </a:prstGeom>
-                    <a:ln>
-                      <a:noFill/>
-                    </a:ln>
-                    <a:extLst>
-                      <a:ext uri="{53640926-AAD7-44D8-BBD7-CCE9431645EC}">
-                        <a14:shadowObscured xmlns:a14="http://schemas.microsoft.com/office/drawing/2010/main"/>
-                      </a:ext>
-                    </a:extLst>
-                  </pic:spPr>
-                </pic:pic>
-              </a:graphicData>
-            </a:graphic>
-          </wp:inline>
-        </w:drawing>
-      </w:r>
-    </w:p>
-    <w:p>
-      <w:pPr>
-        <w:jc w:val="both"/>
-        <w:rPr>
-          <w:rFonts w:ascii="Times New Roman" w:eastAsia="Times New Roman" w:hAnsi="Times New Roman" w:cs="Times New Roman"/>
-          <w:b/>
-          <w:sz w:val="24"/>
-          <w:szCs w:val="24"/>
-          <w:lang w:val="en-US"/>
-        </w:rPr>
-      </w:pPr>
-      <w:r>
-        <w:rPr>
-          <w:rFonts w:ascii="Times New Roman" w:eastAsia="Times New Roman" w:hAnsi="Times New Roman" w:cs="Times New Roman"/>
-          <w:b/>
-          <w:noProof/>
-          <w:sz w:val="24"/>
-          <w:szCs w:val="24"/>
-          <w:lang w:val="en-US"/>
-        </w:rPr>
-        <w:drawing>
-          <wp:inline distT="0" distB="0" distL="0" distR="0">
-            <wp:extent cx="4983996" cy="1278194"/>
-            <wp:effectExtent l="0" t="0" r="7620" b="0"/>
-            <wp:docPr id="16" name="Picture 16"/>
-            <wp:cNvGraphicFramePr>
-              <a:graphicFrameLocks xmlns:a="http://schemas.openxmlformats.org/drawingml/2006/main" noChangeAspect="1"/>
-            </wp:cNvGraphicFramePr>
-            <a:graphic xmlns:a="http://schemas.openxmlformats.org/drawingml/2006/main">
-              <a:graphicData uri="http://schemas.openxmlformats.org/drawingml/2006/picture">
-                <pic:pic xmlns:pic="http://schemas.openxmlformats.org/drawingml/2006/picture">
-                  <pic:nvPicPr>
-                    <pic:cNvPr id="16" name="WhatsApp Image 2026-04-27 at 17.44.45.jpeg"/>
-                    <pic:cNvPicPr/>
-                  </pic:nvPicPr>
-                  <pic:blipFill rotWithShape="1">
-                    <a:blip r:embed="rId17">
-                      <a:extLst>
-                        <a:ext uri="{28A0092B-C50C-407E-A947-70E740481C1C}">
-                          <a14:useLocalDpi xmlns:a14="http://schemas.microsoft.com/office/drawing/2010/main" val="0"/>
-                        </a:ext>
-                      </a:extLst>
-                    </a:blip>
-                    <a:srcRect t="22414" b="63160"/>
-                    <a:stretch/>
-                  </pic:blipFill>
-                  <pic:spPr bwMode="auto">
-                    <a:xfrm>
-                      <a:off x="0" y="0"/>
-                      <a:ext cx="4984115" cy="1278224"/>
-                    </a:xfrm>
-                    <a:prstGeom prst="rect">
-                      <a:avLst/>
-                    </a:prstGeom>
-                    <a:ln>
-                      <a:noFill/>
-                    </a:ln>
-                    <a:extLst>
-                      <a:ext uri="{53640926-AAD7-44D8-BBD7-CCE9431645EC}">
-                        <a14:shadowObscured xmlns:a14="http://schemas.microsoft.com/office/drawing/2010/main"/>
-                      </a:ext>
-                    </a:extLst>
-                  </pic:spPr>
-                </pic:pic>
-              </a:graphicData>
-            </a:graphic>
-          </wp:inline>
-        </w:drawing>
-      </w:r>
-      <w:bookmarkStart w:id="0" w:name="_GoBack"/>
-      <w:bookmarkEnd w:id="0"/>
     </w:p>
     <w:sectPr>
-      <w:footerReference w:type="default" r:id="rId18"/>
+      <w:footerReference w:type="default" r:id="rId12"/>
       <w:pgSz w:w="11909" w:h="16834"/>
       <w:pgMar w:top="1440" w:right="1440" w:bottom="1440" w:left="1440" w:header="720" w:footer="720" w:gutter="0"/>
       <w:pgNumType w:start="0"/>
@@ -1481,7 +777,7 @@
         <w:sz w:val="24"/>
         <w:szCs w:val="24"/>
       </w:rPr>
-      <w:t>5</w:t>
+      <w:t>1</w:t>
     </w:r>
     <w:r>
       <w:rPr>
@@ -6126,7 +5422,7 @@
 </file>
 
 <file path=customXml/itemProps1.xml><?xml version="1.0" encoding="utf-8"?>
-<ds:datastoreItem xmlns:ds="http://schemas.openxmlformats.org/officeDocument/2006/customXml" ds:itemID="{AAA1E44E-3FEE-4911-92C6-4CE88A5E8A0D}">
+<ds:datastoreItem xmlns:ds="http://schemas.openxmlformats.org/officeDocument/2006/customXml" ds:itemID="{AFD253EA-FD32-4224-B325-375D0D5013BE}">
   <ds:schemaRefs>
     <ds:schemaRef ds:uri="http://schemas.openxmlformats.org/officeDocument/2006/bibliography"/>
   </ds:schemaRefs>
